--- a/class07w.docx
+++ b/class07w.docx
@@ -4828,7 +4828,7 @@
         <w:rPr>
           <w:rStyle w:val="AttributeTok"/>
         </w:rPr>
-        <w:t xml:space="preserve">x =</w:t>
+        <w:t xml:space="preserve">y =</w:t>
       </w:r>
       <w:r>
         <w:rPr>
